--- a/docs/PLATFORM_DESIGN.docx
+++ b/docs/PLATFORM_DESIGN.docx
@@ -4202,7 +4202,7 @@
           <w:i w:val="false"/>
           <w:iCs w:val="false"/>
         </w:rPr>
-        <w:t xml:space="preserve">Diegetic — a mission-control console, not a quiz app. Five panels:</w:t>
+        <w:t xml:space="preserve">Diegetic — a mission-control console, not a quiz app. Panels:</w:t>
       </w:r>
     </w:p>
     <w:tbl>
@@ -4560,6 +4560,110 @@
           </w:p>
         </w:tc>
       </w:tr>
+      <w:tr>
+        <w:tc>
+          <w:tcPr>
+            <w:tcW w:type="dxa" w:w="1348"/>
+            <w:tcMar>
+              <w:top w:type="dxa" w:w="55"/>
+              <w:left w:type="dxa" w:w="90"/>
+              <w:bottom w:type="dxa" w:w="55"/>
+              <w:right w:type="dxa" w:w="90"/>
+            </w:tcMar>
+          </w:tcPr>
+          <w:p>
+            <w:pPr>
+              <w:spacing w:after="0" w:line="240"/>
+            </w:pPr>
+            <w:r>
+              <w:rPr>
+                <w:b/>
+                <w:bCs/>
+                <w:i w:val="false"/>
+                <w:iCs w:val="false"/>
+              </w:rPr>
+              <w:t xml:space="preserve">Link status</w:t>
+            </w:r>
+          </w:p>
+        </w:tc>
+        <w:tc>
+          <w:tcPr>
+            <w:tcW w:type="dxa" w:w="8012"/>
+            <w:tcMar>
+              <w:top w:type="dxa" w:w="55"/>
+              <w:left w:type="dxa" w:w="90"/>
+              <w:bottom w:type="dxa" w:w="55"/>
+              <w:right w:type="dxa" w:w="90"/>
+            </w:tcMar>
+          </w:tcPr>
+          <w:p>
+            <w:pPr>
+              <w:spacing w:after="0" w:line="240"/>
+            </w:pPr>
+            <w:r>
+              <w:rPr>
+                <w:b w:val="false"/>
+                <w:bCs w:val="false"/>
+                <w:i w:val="false"/>
+                <w:iCs w:val="false"/>
+              </w:rPr>
+              <w:t xml:space="preserve">The DSN complex and antenna in contact, signal activity, one-way delay. §8.2.</w:t>
+            </w:r>
+          </w:p>
+        </w:tc>
+      </w:tr>
+      <w:tr>
+        <w:tc>
+          <w:tcPr>
+            <w:tcW w:type="dxa" w:w="1348"/>
+            <w:tcMar>
+              <w:top w:type="dxa" w:w="55"/>
+              <w:left w:type="dxa" w:w="90"/>
+              <w:bottom w:type="dxa" w:w="55"/>
+              <w:right w:type="dxa" w:w="90"/>
+            </w:tcMar>
+          </w:tcPr>
+          <w:p>
+            <w:pPr>
+              <w:spacing w:after="0" w:line="240"/>
+            </w:pPr>
+            <w:r>
+              <w:rPr>
+                <w:b/>
+                <w:bCs/>
+                <w:i w:val="false"/>
+                <w:iCs w:val="false"/>
+              </w:rPr>
+              <w:t xml:space="preserve">Menu</w:t>
+            </w:r>
+          </w:p>
+        </w:tc>
+        <w:tc>
+          <w:tcPr>
+            <w:tcW w:type="dxa" w:w="8012"/>
+            <w:tcMar>
+              <w:top w:type="dxa" w:w="55"/>
+              <w:left w:type="dxa" w:w="90"/>
+              <w:bottom w:type="dxa" w:w="55"/>
+              <w:right w:type="dxa" w:w="90"/>
+            </w:tcMar>
+          </w:tcPr>
+          <w:p>
+            <w:pPr>
+              <w:spacing w:after="0" w:line="240"/>
+            </w:pPr>
+            <w:r>
+              <w:rPr>
+                <w:b w:val="false"/>
+                <w:bCs w:val="false"/>
+                <w:i w:val="false"/>
+                <w:iCs w:val="false"/>
+              </w:rPr>
+              <w:t xml:space="preserve">Start, abort, save, load, exit. §8.3.</w:t>
+            </w:r>
+          </w:p>
+        </w:tc>
+      </w:tr>
     </w:tbl>
     <w:p>
       <w:pPr>
@@ -5585,7 +5689,1417 @@
           <w:i w:val="false"/>
           <w:iCs w:val="false"/>
         </w:rPr>
-        <w:t xml:space="preserve">8.2 API sketch</w:t>
+        <w:t xml:space="preserve">8.2 The link panel</w:t>
+      </w:r>
+    </w:p>
+    <w:p>
+      <w:pPr>
+        <w:spacing w:after="130" w:line="270"/>
+      </w:pPr>
+      <w:r>
+        <w:rPr>
+          <w:b w:val="false"/>
+          <w:bCs w:val="false"/>
+          <w:i w:val="false"/>
+          <w:iCs w:val="false"/>
+        </w:rPr>
+        <w:t xml:space="preserve">The panel modelled on NASA's DSN Now display. It is the piece that makes the delay felt rather than merely counted, so it is worth building properly.</w:t>
+      </w:r>
+    </w:p>
+    <w:p>
+      <w:pPr>
+        <w:shd w:fill="F2F2F2" w:val="clear"/>
+        <w:spacing w:after="0" w:line="240"/>
+        <w:ind w:left="240"/>
+      </w:pPr>
+      <w:r>
+        <w:rPr>
+          <w:rFonts w:ascii="Consolas" w:cs="Consolas" w:eastAsia="Consolas" w:hAnsi="Consolas"/>
+          <w:sz w:val="18"/>
+          <w:szCs w:val="18"/>
+        </w:rPr>
+        <w:t xml:space="preserve">  ┌────────────────────────────────────────────────────────────────────┐</w:t>
+      </w:r>
+    </w:p>
+    <w:p>
+      <w:pPr>
+        <w:shd w:fill="F2F2F2" w:val="clear"/>
+        <w:spacing w:after="0" w:line="240"/>
+        <w:ind w:left="240"/>
+      </w:pPr>
+      <w:r>
+        <w:rPr>
+          <w:rFonts w:ascii="Consolas" w:cs="Consolas" w:eastAsia="Consolas" w:hAnsi="Consolas"/>
+          <w:sz w:val="18"/>
+          <w:szCs w:val="18"/>
+        </w:rPr>
+        <w:t xml:space="preserve">  │ ▓▓ GOLDSTONE        DSS-25   34 m   X-band                         │</w:t>
+      </w:r>
+    </w:p>
+    <w:p>
+      <w:pPr>
+        <w:shd w:fill="F2F2F2" w:val="clear"/>
+        <w:spacing w:after="0" w:line="240"/>
+        <w:ind w:left="240"/>
+      </w:pPr>
+      <w:r>
+        <w:rPr>
+          <w:rFonts w:ascii="Consolas" w:cs="Consolas" w:eastAsia="Consolas" w:hAnsi="Consolas"/>
+          <w:sz w:val="18"/>
+          <w:szCs w:val="18"/>
+        </w:rPr>
+        <w:t xml:space="preserve">  │                                                                    │</w:t>
+      </w:r>
+    </w:p>
+    <w:p>
+      <w:pPr>
+        <w:shd w:fill="F2F2F2" w:val="clear"/>
+        <w:spacing w:after="0" w:line="240"/>
+        <w:ind w:left="240"/>
+      </w:pPr>
+      <w:r>
+        <w:rPr>
+          <w:rFonts w:ascii="Consolas" w:cs="Consolas" w:eastAsia="Consolas" w:hAnsi="Consolas"/>
+          <w:sz w:val="18"/>
+          <w:szCs w:val="18"/>
+        </w:rPr>
+        <w:t xml:space="preserve">  │      ╱▔▔╲        ╱▔▔╲        ╱▔▔╲        ╱▔▔╲        ╱▔▔╲          │</w:t>
+      </w:r>
+    </w:p>
+    <w:p>
+      <w:pPr>
+        <w:shd w:fill="F2F2F2" w:val="clear"/>
+        <w:spacing w:after="0" w:line="240"/>
+        <w:ind w:left="240"/>
+      </w:pPr>
+      <w:r>
+        <w:rPr>
+          <w:rFonts w:ascii="Consolas" w:cs="Consolas" w:eastAsia="Consolas" w:hAnsi="Consolas"/>
+          <w:sz w:val="18"/>
+          <w:szCs w:val="18"/>
+        </w:rPr>
+        <w:t xml:space="preserve">  │     ╱ 14 ╲      ╱ 23 ╲      ╱ 24 ╲      ╱▁25▁╲~~~~~ ╱ 26 ╲         │</w:t>
+      </w:r>
+    </w:p>
+    <w:p>
+      <w:pPr>
+        <w:shd w:fill="F2F2F2" w:val="clear"/>
+        <w:spacing w:after="0" w:line="240"/>
+        <w:ind w:left="240"/>
+      </w:pPr>
+      <w:r>
+        <w:rPr>
+          <w:rFonts w:ascii="Consolas" w:cs="Consolas" w:eastAsia="Consolas" w:hAnsi="Consolas"/>
+          <w:sz w:val="18"/>
+          <w:szCs w:val="18"/>
+        </w:rPr>
+        <w:t xml:space="preserve">  │                                          RECEIVING                 │</w:t>
+      </w:r>
+    </w:p>
+    <w:p>
+      <w:pPr>
+        <w:shd w:fill="F2F2F2" w:val="clear"/>
+        <w:spacing w:after="0" w:line="240"/>
+        <w:ind w:left="240"/>
+      </w:pPr>
+      <w:r>
+        <w:rPr>
+          <w:rFonts w:ascii="Consolas" w:cs="Consolas" w:eastAsia="Consolas" w:hAnsi="Consolas"/>
+          <w:sz w:val="18"/>
+          <w:szCs w:val="18"/>
+        </w:rPr>
+        <w:t xml:space="preserve">  │                                                                    │</w:t>
+      </w:r>
+    </w:p>
+    <w:p>
+      <w:pPr>
+        <w:shd w:fill="F2F2F2" w:val="clear"/>
+        <w:spacing w:after="0" w:line="240"/>
+        <w:ind w:left="240"/>
+      </w:pPr>
+      <w:r>
+        <w:rPr>
+          <w:rFonts w:ascii="Consolas" w:cs="Consolas" w:eastAsia="Consolas" w:hAnsi="Consolas"/>
+          <w:sz w:val="18"/>
+          <w:szCs w:val="18"/>
+        </w:rPr>
+        <w:t xml:space="preserve">  │  ONE-WAY  00:00:08     SPACECRAFT ANT  HGA      LINK  UP           │</w:t>
+      </w:r>
+    </w:p>
+    <w:p>
+      <w:pPr>
+        <w:shd w:fill="F2F2F2" w:val="clear"/>
+        <w:spacing w:after="0" w:line="240"/>
+        <w:ind w:left="240"/>
+      </w:pPr>
+      <w:r>
+        <w:rPr>
+          <w:rFonts w:ascii="Consolas" w:cs="Consolas" w:eastAsia="Consolas" w:hAnsi="Consolas"/>
+          <w:sz w:val="18"/>
+          <w:szCs w:val="18"/>
+        </w:rPr>
+        <w:t xml:space="preserve">  └────────────────────────────────────────────────────────────────────┘</w:t>
+      </w:r>
+    </w:p>
+    <w:p>
+      <w:pPr>
+        <w:spacing w:after="120"/>
+      </w:pPr>
+    </w:p>
+    <w:p>
+      <w:pPr>
+        <w:spacing w:after="130" w:line="270"/>
+      </w:pPr>
+      <w:r>
+        <w:rPr>
+          <w:b/>
+          <w:bCs/>
+          <w:i w:val="false"/>
+          <w:iCs w:val="false"/>
+        </w:rPr>
+        <w:t xml:space="preserve">What drives it.</w:t>
+      </w:r>
+      <w:r>
+        <w:rPr>
+          <w:b w:val="false"/>
+          <w:bCs w:val="false"/>
+          <w:i w:val="false"/>
+          <w:iCs w:val="false"/>
+        </w:rPr>
+        <w:t xml:space="preserve"> Everything on this panel is derived; none of it is decoration.</w:t>
+      </w:r>
+    </w:p>
+    <w:tbl>
+      <w:tblPr>
+        <w:tblW w:type="dxa" w:w="9360"/>
+        <w:tblBorders>
+          <w:top w:val="single" w:color="auto" w:sz="4"/>
+          <w:left w:val="single" w:color="auto" w:sz="4"/>
+          <w:bottom w:val="single" w:color="auto" w:sz="4"/>
+          <w:right w:val="single" w:color="auto" w:sz="4"/>
+          <w:insideH w:val="single" w:color="auto" w:sz="4"/>
+          <w:insideV w:val="single" w:color="auto" w:sz="4"/>
+        </w:tblBorders>
+      </w:tblPr>
+      <w:tblGrid>
+        <w:gridCol w:w="2412"/>
+        <w:gridCol w:w="6948"/>
+      </w:tblGrid>
+      <w:tr>
+        <w:trPr>
+          <w:tblHeader/>
+        </w:trPr>
+        <w:tc>
+          <w:tcPr>
+            <w:tcW w:type="dxa" w:w="2412"/>
+            <w:shd w:fill="D9E2F3" w:val="clear"/>
+            <w:tcMar>
+              <w:top w:type="dxa" w:w="55"/>
+              <w:left w:type="dxa" w:w="90"/>
+              <w:bottom w:type="dxa" w:w="55"/>
+              <w:right w:type="dxa" w:w="90"/>
+            </w:tcMar>
+          </w:tcPr>
+          <w:p>
+            <w:pPr>
+              <w:spacing w:after="0" w:line="240"/>
+            </w:pPr>
+            <w:r>
+              <w:rPr>
+                <w:b/>
+                <w:bCs/>
+                <w:sz w:val="19"/>
+                <w:szCs w:val="19"/>
+              </w:rPr>
+              <w:t xml:space="preserve">Element</w:t>
+            </w:r>
+          </w:p>
+        </w:tc>
+        <w:tc>
+          <w:tcPr>
+            <w:tcW w:type="dxa" w:w="6948"/>
+            <w:shd w:fill="D9E2F3" w:val="clear"/>
+            <w:tcMar>
+              <w:top w:type="dxa" w:w="55"/>
+              <w:left w:type="dxa" w:w="90"/>
+              <w:bottom w:type="dxa" w:w="55"/>
+              <w:right w:type="dxa" w:w="90"/>
+            </w:tcMar>
+          </w:tcPr>
+          <w:p>
+            <w:pPr>
+              <w:spacing w:after="0" w:line="240"/>
+            </w:pPr>
+            <w:r>
+              <w:rPr>
+                <w:b/>
+                <w:bCs/>
+                <w:sz w:val="19"/>
+                <w:szCs w:val="19"/>
+              </w:rPr>
+              <w:t xml:space="preserve">Source</w:t>
+            </w:r>
+          </w:p>
+        </w:tc>
+      </w:tr>
+      <w:tr>
+        <w:tc>
+          <w:tcPr>
+            <w:tcW w:type="dxa" w:w="2412"/>
+            <w:tcMar>
+              <w:top w:type="dxa" w:w="55"/>
+              <w:left w:type="dxa" w:w="90"/>
+              <w:bottom w:type="dxa" w:w="55"/>
+              <w:right w:type="dxa" w:w="90"/>
+            </w:tcMar>
+          </w:tcPr>
+          <w:p>
+            <w:pPr>
+              <w:spacing w:after="0" w:line="240"/>
+            </w:pPr>
+            <w:r>
+              <w:rPr>
+                <w:b w:val="false"/>
+                <w:bCs w:val="false"/>
+                <w:i w:val="false"/>
+                <w:iCs w:val="false"/>
+              </w:rPr>
+              <w:t xml:space="preserve">Complex in contact</w:t>
+            </w:r>
+          </w:p>
+        </w:tc>
+        <w:tc>
+          <w:tcPr>
+            <w:tcW w:type="dxa" w:w="6948"/>
+            <w:tcMar>
+              <w:top w:type="dxa" w:w="55"/>
+              <w:left w:type="dxa" w:w="90"/>
+              <w:bottom w:type="dxa" w:w="55"/>
+              <w:right w:type="dxa" w:w="90"/>
+            </w:tcMar>
+          </w:tcPr>
+          <w:p>
+            <w:pPr>
+              <w:spacing w:after="0" w:line="240"/>
+            </w:pPr>
+            <w:r>
+              <w:rPr>
+                <w:b w:val="false"/>
+                <w:bCs w:val="false"/>
+                <w:i w:val="false"/>
+                <w:iCs w:val="false"/>
+              </w:rPr>
+              <w:t xml:space="preserve">Probe uptime, unless the package pins one (R25.9)</w:t>
+            </w:r>
+          </w:p>
+        </w:tc>
+      </w:tr>
+      <w:tr>
+        <w:tc>
+          <w:tcPr>
+            <w:tcW w:type="dxa" w:w="2412"/>
+            <w:tcMar>
+              <w:top w:type="dxa" w:w="55"/>
+              <w:left w:type="dxa" w:w="90"/>
+              <w:bottom w:type="dxa" w:w="55"/>
+              <w:right w:type="dxa" w:w="90"/>
+            </w:tcMar>
+          </w:tcPr>
+          <w:p>
+            <w:pPr>
+              <w:spacing w:after="0" w:line="240"/>
+            </w:pPr>
+            <w:r>
+              <w:rPr>
+                <w:b w:val="false"/>
+                <w:bCs w:val="false"/>
+                <w:i w:val="false"/>
+                <w:iCs w:val="false"/>
+              </w:rPr>
+              <w:t xml:space="preserve">Antenna carrying the link</w:t>
+            </w:r>
+          </w:p>
+        </w:tc>
+        <w:tc>
+          <w:tcPr>
+            <w:tcW w:type="dxa" w:w="6948"/>
+            <w:tcMar>
+              <w:top w:type="dxa" w:w="55"/>
+              <w:left w:type="dxa" w:w="90"/>
+              <w:bottom w:type="dxa" w:w="55"/>
+              <w:right w:type="dxa" w:w="90"/>
+            </w:tcMar>
+          </w:tcPr>
+          <w:p>
+            <w:pPr>
+              <w:spacing w:after="0" w:line="240"/>
+            </w:pPr>
+            <w:r>
+              <w:rPr>
+                <w:b w:val="false"/>
+                <w:bCs w:val="false"/>
+                <w:i w:val="false"/>
+                <w:iCs w:val="false"/>
+              </w:rPr>
+              <w:t xml:space="preserve">The complex's dish list; aperture reflects the spacecraft antenna in use</w:t>
+            </w:r>
+          </w:p>
+        </w:tc>
+      </w:tr>
+      <w:tr>
+        <w:tc>
+          <w:tcPr>
+            <w:tcW w:type="dxa" w:w="2412"/>
+            <w:tcMar>
+              <w:top w:type="dxa" w:w="55"/>
+              <w:left w:type="dxa" w:w="90"/>
+              <w:bottom w:type="dxa" w:w="55"/>
+              <w:right w:type="dxa" w:w="90"/>
+            </w:tcMar>
+          </w:tcPr>
+          <w:p>
+            <w:pPr>
+              <w:spacing w:after="0" w:line="240"/>
+            </w:pPr>
+            <w:r>
+              <w:rPr>
+                <w:b w:val="false"/>
+                <w:bCs w:val="false"/>
+                <w:i w:val="false"/>
+                <w:iCs w:val="false"/>
+              </w:rPr>
+              <w:t xml:space="preserve">Inbound animation</w:t>
+            </w:r>
+          </w:p>
+        </w:tc>
+        <w:tc>
+          <w:tcPr>
+            <w:tcW w:type="dxa" w:w="6948"/>
+            <w:tcMar>
+              <w:top w:type="dxa" w:w="55"/>
+              <w:left w:type="dxa" w:w="90"/>
+              <w:bottom w:type="dxa" w:w="55"/>
+              <w:right w:type="dxa" w:w="90"/>
+            </w:tcMar>
+          </w:tcPr>
+          <w:p>
+            <w:pPr>
+              <w:spacing w:after="0" w:line="240"/>
+            </w:pPr>
+            <w:r>
+              <w:rPr>
+                <w:b w:val="false"/>
+                <w:bCs w:val="false"/>
+                <w:i w:val="false"/>
+                <w:iCs w:val="false"/>
+              </w:rPr>
+              <w:t xml:space="preserve">A downlink frame arriving</w:t>
+            </w:r>
+          </w:p>
+        </w:tc>
+      </w:tr>
+      <w:tr>
+        <w:tc>
+          <w:tcPr>
+            <w:tcW w:type="dxa" w:w="2412"/>
+            <w:tcMar>
+              <w:top w:type="dxa" w:w="55"/>
+              <w:left w:type="dxa" w:w="90"/>
+              <w:bottom w:type="dxa" w:w="55"/>
+              <w:right w:type="dxa" w:w="90"/>
+            </w:tcMar>
+          </w:tcPr>
+          <w:p>
+            <w:pPr>
+              <w:spacing w:after="0" w:line="240"/>
+            </w:pPr>
+            <w:r>
+              <w:rPr>
+                <w:b w:val="false"/>
+                <w:bCs w:val="false"/>
+                <w:i w:val="false"/>
+                <w:iCs w:val="false"/>
+              </w:rPr>
+              <w:t xml:space="preserve">Outbound animation</w:t>
+            </w:r>
+          </w:p>
+        </w:tc>
+        <w:tc>
+          <w:tcPr>
+            <w:tcW w:type="dxa" w:w="6948"/>
+            <w:tcMar>
+              <w:top w:type="dxa" w:w="55"/>
+              <w:left w:type="dxa" w:w="90"/>
+              <w:bottom w:type="dxa" w:w="55"/>
+              <w:right w:type="dxa" w:w="90"/>
+            </w:tcMar>
+          </w:tcPr>
+          <w:p>
+            <w:pPr>
+              <w:spacing w:after="0" w:line="240"/>
+            </w:pPr>
+            <w:r>
+              <w:rPr>
+                <w:b w:val="false"/>
+                <w:bCs w:val="false"/>
+                <w:i w:val="false"/>
+                <w:iCs w:val="false"/>
+              </w:rPr>
+              <w:t xml:space="preserve">An uplink in flight, for the duration of its delay</w:t>
+            </w:r>
+          </w:p>
+        </w:tc>
+      </w:tr>
+      <w:tr>
+        <w:tc>
+          <w:tcPr>
+            <w:tcW w:type="dxa" w:w="2412"/>
+            <w:tcMar>
+              <w:top w:type="dxa" w:w="55"/>
+              <w:left w:type="dxa" w:w="90"/>
+              <w:bottom w:type="dxa" w:w="55"/>
+              <w:right w:type="dxa" w:w="90"/>
+            </w:tcMar>
+          </w:tcPr>
+          <w:p>
+            <w:pPr>
+              <w:spacing w:after="0" w:line="240"/>
+            </w:pPr>
+            <w:r>
+              <w:rPr>
+                <w:b w:val="false"/>
+                <w:bCs w:val="false"/>
+                <w:i w:val="false"/>
+                <w:iCs w:val="false"/>
+              </w:rPr>
+              <w:t xml:space="preserve">One-way delay</w:t>
+            </w:r>
+          </w:p>
+        </w:tc>
+        <w:tc>
+          <w:tcPr>
+            <w:tcW w:type="dxa" w:w="6948"/>
+            <w:tcMar>
+              <w:top w:type="dxa" w:w="55"/>
+              <w:left w:type="dxa" w:w="90"/>
+              <w:bottom w:type="dxa" w:w="55"/>
+              <w:right w:type="dxa" w:w="90"/>
+            </w:tcMar>
+          </w:tcPr>
+          <w:p>
+            <w:pPr>
+              <w:spacing w:after="0" w:line="240"/>
+            </w:pPr>
+            <w:r>
+              <w:rPr>
+                <w:rFonts w:ascii="Consolas" w:cs="Consolas" w:eastAsia="Consolas" w:hAnsi="Consolas"/>
+                <w:b w:val="false"/>
+                <w:bCs w:val="false"/>
+                <w:i w:val="false"/>
+                <w:iCs w:val="false"/>
+                <w:sz w:val="19"/>
+                <w:szCs w:val="19"/>
+                <w:shd w:fill="F2F2F2" w:val="clear"/>
+              </w:rPr>
+              <w:t xml:space="preserve">link.downlink_delay_s</w:t>
+            </w:r>
+          </w:p>
+        </w:tc>
+      </w:tr>
+      <w:tr>
+        <w:tc>
+          <w:tcPr>
+            <w:tcW w:type="dxa" w:w="2412"/>
+            <w:tcMar>
+              <w:top w:type="dxa" w:w="55"/>
+              <w:left w:type="dxa" w:w="90"/>
+              <w:bottom w:type="dxa" w:w="55"/>
+              <w:right w:type="dxa" w:w="90"/>
+            </w:tcMar>
+          </w:tcPr>
+          <w:p>
+            <w:pPr>
+              <w:spacing w:after="0" w:line="240"/>
+            </w:pPr>
+            <w:r>
+              <w:rPr>
+                <w:b w:val="false"/>
+                <w:bCs w:val="false"/>
+                <w:i w:val="false"/>
+                <w:iCs w:val="false"/>
+              </w:rPr>
+              <w:t xml:space="preserve">Spacecraft antenna</w:t>
+            </w:r>
+          </w:p>
+        </w:tc>
+        <w:tc>
+          <w:tcPr>
+            <w:tcW w:type="dxa" w:w="6948"/>
+            <w:tcMar>
+              <w:top w:type="dxa" w:w="55"/>
+              <w:left w:type="dxa" w:w="90"/>
+              <w:bottom w:type="dxa" w:w="55"/>
+              <w:right w:type="dxa" w:w="90"/>
+            </w:tcMar>
+          </w:tcPr>
+          <w:p>
+            <w:pPr>
+              <w:spacing w:after="0" w:line="240"/>
+            </w:pPr>
+            <w:r>
+              <w:rPr>
+                <w:b w:val="false"/>
+                <w:bCs w:val="false"/>
+                <w:i w:val="false"/>
+                <w:iCs w:val="false"/>
+              </w:rPr>
+              <w:t xml:space="preserve">The </w:t>
+            </w:r>
+            <w:r>
+              <w:rPr>
+                <w:rFonts w:ascii="Consolas" w:cs="Consolas" w:eastAsia="Consolas" w:hAnsi="Consolas"/>
+                <w:b w:val="false"/>
+                <w:bCs w:val="false"/>
+                <w:i w:val="false"/>
+                <w:iCs w:val="false"/>
+                <w:sz w:val="19"/>
+                <w:szCs w:val="19"/>
+                <w:shd w:fill="F2F2F2" w:val="clear"/>
+              </w:rPr>
+              <w:t xml:space="preserve">COMMS</w:t>
+            </w:r>
+            <w:r>
+              <w:rPr>
+                <w:b w:val="false"/>
+                <w:bCs w:val="false"/>
+                <w:i w:val="false"/>
+                <w:iCs w:val="false"/>
+              </w:rPr>
+              <w:t xml:space="preserve"> channel's antenna field, when the scenario decodes it</w:t>
+            </w:r>
+          </w:p>
+        </w:tc>
+      </w:tr>
+      <w:tr>
+        <w:tc>
+          <w:tcPr>
+            <w:tcW w:type="dxa" w:w="2412"/>
+            <w:tcMar>
+              <w:top w:type="dxa" w:w="55"/>
+              <w:left w:type="dxa" w:w="90"/>
+              <w:bottom w:type="dxa" w:w="55"/>
+              <w:right w:type="dxa" w:w="90"/>
+            </w:tcMar>
+          </w:tcPr>
+          <w:p>
+            <w:pPr>
+              <w:spacing w:after="0" w:line="240"/>
+            </w:pPr>
+            <w:r>
+              <w:rPr>
+                <w:b w:val="false"/>
+                <w:bCs w:val="false"/>
+                <w:i w:val="false"/>
+                <w:iCs w:val="false"/>
+              </w:rPr>
+              <w:t xml:space="preserve">Link lost</w:t>
+            </w:r>
+          </w:p>
+        </w:tc>
+        <w:tc>
+          <w:tcPr>
+            <w:tcW w:type="dxa" w:w="6948"/>
+            <w:tcMar>
+              <w:top w:type="dxa" w:w="55"/>
+              <w:left w:type="dxa" w:w="90"/>
+              <w:bottom w:type="dxa" w:w="55"/>
+              <w:right w:type="dxa" w:w="90"/>
+            </w:tcMar>
+          </w:tcPr>
+          <w:p>
+            <w:pPr>
+              <w:spacing w:after="0" w:line="240"/>
+            </w:pPr>
+            <w:r>
+              <w:rPr>
+                <w:b w:val="false"/>
+                <w:bCs w:val="false"/>
+                <w:i w:val="false"/>
+                <w:iCs w:val="false"/>
+              </w:rPr>
+              <w:t xml:space="preserve">No frame for more than two telemetry periods</w:t>
+            </w:r>
+          </w:p>
+        </w:tc>
+      </w:tr>
+    </w:tbl>
+    <w:p>
+      <w:pPr>
+        <w:spacing w:after="120"/>
+      </w:pPr>
+    </w:p>
+    <w:p>
+      <w:pPr>
+        <w:spacing w:after="130" w:line="270"/>
+      </w:pPr>
+      <w:r>
+        <w:rPr>
+          <w:b/>
+          <w:bCs/>
+          <w:i w:val="false"/>
+          <w:iCs w:val="false"/>
+        </w:rPr>
+        <w:t xml:space="preserve">Derive the complex from probe uptime, not the wall clock.</w:t>
+      </w:r>
+      <w:r>
+        <w:rPr>
+          <w:b w:val="false"/>
+          <w:bCs w:val="false"/>
+          <w:i w:val="false"/>
+          <w:iCs w:val="false"/>
+        </w:rPr>
+        <w:t xml:space="preserve"> Earth turns, so each complex holds a deep-space target for roughly eight hours; rotating on that period gives a handover the player will actually notice across a long session. Using probe uptime rather than the host clock means a replayed session shows the same station sequence as the original, which is R25.9 and is the same determinism argument as everywhere else. The panel is display-only today, so a wall clock would not corrupt grading — but the moment someone adds pass windows that gate the uplink, it would, and by then the code is written.</w:t>
+      </w:r>
+    </w:p>
+    <w:p>
+      <w:pPr>
+        <w:spacing w:after="130" w:line="270"/>
+      </w:pPr>
+      <w:r>
+        <w:rPr>
+          <w:b/>
+          <w:bCs/>
+          <w:i w:val="false"/>
+          <w:iCs w:val="false"/>
+        </w:rPr>
+        <w:t xml:space="preserve">Do not fake activity.</w:t>
+      </w:r>
+      <w:r>
+        <w:rPr>
+          <w:b w:val="false"/>
+          <w:bCs w:val="false"/>
+          <w:i w:val="false"/>
+          <w:iCs w:val="false"/>
+        </w:rPr>
+        <w:t xml:space="preserve"> A dish animating when nothing is being received teaches the player to ignore the panel. If the link is down, show it down.</w:t>
+      </w:r>
+    </w:p>
+    <w:p>
+      <w:pPr>
+        <w:spacing w:after="130" w:line="270"/>
+      </w:pPr>
+      <w:r>
+        <w:rPr>
+          <w:b/>
+          <w:bCs/>
+          <w:i w:val="false"/>
+          <w:iCs w:val="false"/>
+        </w:rPr>
+        <w:t xml:space="preserve">A note on scope.</w:t>
+      </w:r>
+      <w:r>
+        <w:rPr>
+          <w:b w:val="false"/>
+          <w:bCs w:val="false"/>
+          <w:i w:val="false"/>
+          <w:iCs w:val="false"/>
+        </w:rPr>
+        <w:t xml:space="preserve"> Real station pass windows — the probe reachable only when a complex has it in view, uplinks queuing until the next pass — are a genuinely good mechanic and are </w:t>
+      </w:r>
+      <w:r>
+        <w:rPr>
+          <w:b/>
+          <w:bCs/>
+          <w:i w:val="false"/>
+          <w:iCs w:val="false"/>
+        </w:rPr>
+        <w:t xml:space="preserve">not in scope</w:t>
+      </w:r>
+      <w:r>
+        <w:rPr>
+          <w:b w:val="false"/>
+          <w:bCs w:val="false"/>
+          <w:i w:val="false"/>
+          <w:iCs w:val="false"/>
+        </w:rPr>
+        <w:t xml:space="preserve">. If they are added later they become objective-relevant, and the determinism rule above is what will make that possible without a rewrite.</w:t>
+      </w:r>
+    </w:p>
+    <w:p>
+      <w:pPr>
+        <w:pStyle w:val="Heading2"/>
+        <w:spacing w:after="110" w:before="220"/>
+      </w:pPr>
+      <w:r>
+        <w:rPr>
+          <w:b w:val="false"/>
+          <w:bCs w:val="false"/>
+          <w:i w:val="false"/>
+          <w:iCs w:val="false"/>
+        </w:rPr>
+        <w:t xml:space="preserve">8.3 Session lifecycle</w:t>
+      </w:r>
+    </w:p>
+    <w:p>
+      <w:pPr>
+        <w:shd w:fill="F2F2F2" w:val="clear"/>
+        <w:spacing w:after="0" w:line="240"/>
+        <w:ind w:left="240"/>
+      </w:pPr>
+      <w:r>
+        <w:rPr>
+          <w:rFonts w:ascii="Consolas" w:cs="Consolas" w:eastAsia="Consolas" w:hAnsi="Consolas"/>
+          <w:sz w:val="18"/>
+          <w:szCs w:val="18"/>
+        </w:rPr>
+        <w:t xml:space="preserve">   ┌──────┐  start ┌─────────┐  abort  ┌─────────┐</w:t>
+      </w:r>
+    </w:p>
+    <w:p>
+      <w:pPr>
+        <w:shd w:fill="F2F2F2" w:val="clear"/>
+        <w:spacing w:after="0" w:line="240"/>
+        <w:ind w:left="240"/>
+      </w:pPr>
+      <w:r>
+        <w:rPr>
+          <w:rFonts w:ascii="Consolas" w:cs="Consolas" w:eastAsia="Consolas" w:hAnsi="Consolas"/>
+          <w:sz w:val="18"/>
+          <w:szCs w:val="18"/>
+        </w:rPr>
+        <w:t xml:space="preserve">   │ idle │───────►│ running │────────►│ stopped │</w:t>
+      </w:r>
+    </w:p>
+    <w:p>
+      <w:pPr>
+        <w:shd w:fill="F2F2F2" w:val="clear"/>
+        <w:spacing w:after="0" w:line="240"/>
+        <w:ind w:left="240"/>
+      </w:pPr>
+      <w:r>
+        <w:rPr>
+          <w:rFonts w:ascii="Consolas" w:cs="Consolas" w:eastAsia="Consolas" w:hAnsi="Consolas"/>
+          <w:sz w:val="18"/>
+          <w:szCs w:val="18"/>
+        </w:rPr>
+        <w:t xml:space="preserve">   └──────┘        └─────────┘         └─────────┘</w:t>
+      </w:r>
+    </w:p>
+    <w:p>
+      <w:pPr>
+        <w:shd w:fill="F2F2F2" w:val="clear"/>
+        <w:spacing w:after="0" w:line="240"/>
+        <w:ind w:left="240"/>
+      </w:pPr>
+      <w:r>
+        <w:rPr>
+          <w:rFonts w:ascii="Consolas" w:cs="Consolas" w:eastAsia="Consolas" w:hAnsi="Consolas"/>
+          <w:sz w:val="18"/>
+          <w:szCs w:val="18"/>
+        </w:rPr>
+        <w:t xml:space="preserve">       ▲                │  save             │</w:t>
+      </w:r>
+    </w:p>
+    <w:p>
+      <w:pPr>
+        <w:shd w:fill="F2F2F2" w:val="clear"/>
+        <w:spacing w:after="0" w:line="240"/>
+        <w:ind w:left="240"/>
+      </w:pPr>
+      <w:r>
+        <w:rPr>
+          <w:rFonts w:ascii="Consolas" w:cs="Consolas" w:eastAsia="Consolas" w:hAnsi="Consolas"/>
+          <w:sz w:val="18"/>
+          <w:szCs w:val="18"/>
+        </w:rPr>
+        <w:t xml:space="preserve">       │                ▼                   │ resume</w:t>
+      </w:r>
+    </w:p>
+    <w:p>
+      <w:pPr>
+        <w:shd w:fill="F2F2F2" w:val="clear"/>
+        <w:spacing w:after="0" w:line="240"/>
+        <w:ind w:left="240"/>
+      </w:pPr>
+      <w:r>
+        <w:rPr>
+          <w:rFonts w:ascii="Consolas" w:cs="Consolas" w:eastAsia="Consolas" w:hAnsi="Consolas"/>
+          <w:sz w:val="18"/>
+          <w:szCs w:val="18"/>
+        </w:rPr>
+        <w:t xml:space="preserve">       │           (archive)                │</w:t>
+      </w:r>
+    </w:p>
+    <w:p>
+      <w:pPr>
+        <w:shd w:fill="F2F2F2" w:val="clear"/>
+        <w:spacing w:after="0" w:line="240"/>
+        <w:ind w:left="240"/>
+      </w:pPr>
+      <w:r>
+        <w:rPr>
+          <w:rFonts w:ascii="Consolas" w:cs="Consolas" w:eastAsia="Consolas" w:hAnsi="Consolas"/>
+          <w:sz w:val="18"/>
+          <w:szCs w:val="18"/>
+        </w:rPr>
+        <w:t xml:space="preserve">       └───────────── exit ◄────────────────┘</w:t>
+      </w:r>
+    </w:p>
+    <w:p>
+      <w:pPr>
+        <w:spacing w:after="120"/>
+      </w:pPr>
+    </w:p>
+    <w:tbl>
+      <w:tblPr>
+        <w:tblW w:type="dxa" w:w="9360"/>
+        <w:tblBorders>
+          <w:top w:val="single" w:color="auto" w:sz="4"/>
+          <w:left w:val="single" w:color="auto" w:sz="4"/>
+          <w:bottom w:val="single" w:color="auto" w:sz="4"/>
+          <w:right w:val="single" w:color="auto" w:sz="4"/>
+          <w:insideH w:val="single" w:color="auto" w:sz="4"/>
+          <w:insideV w:val="single" w:color="auto" w:sz="4"/>
+        </w:tblBorders>
+      </w:tblPr>
+      <w:tblGrid>
+        <w:gridCol w:w="1050"/>
+        <w:gridCol w:w="3566"/>
+        <w:gridCol w:w="4744"/>
+      </w:tblGrid>
+      <w:tr>
+        <w:trPr>
+          <w:tblHeader/>
+        </w:trPr>
+        <w:tc>
+          <w:tcPr>
+            <w:tcW w:type="dxa" w:w="1050"/>
+            <w:shd w:fill="D9E2F3" w:val="clear"/>
+            <w:tcMar>
+              <w:top w:type="dxa" w:w="55"/>
+              <w:left w:type="dxa" w:w="90"/>
+              <w:bottom w:type="dxa" w:w="55"/>
+              <w:right w:type="dxa" w:w="90"/>
+            </w:tcMar>
+          </w:tcPr>
+          <w:p>
+            <w:pPr>
+              <w:spacing w:after="0" w:line="240"/>
+            </w:pPr>
+            <w:r>
+              <w:rPr>
+                <w:b/>
+                <w:bCs/>
+                <w:sz w:val="19"/>
+                <w:szCs w:val="19"/>
+              </w:rPr>
+              <w:t xml:space="preserve">Action</w:t>
+            </w:r>
+          </w:p>
+        </w:tc>
+        <w:tc>
+          <w:tcPr>
+            <w:tcW w:type="dxa" w:w="3566"/>
+            <w:shd w:fill="D9E2F3" w:val="clear"/>
+            <w:tcMar>
+              <w:top w:type="dxa" w:w="55"/>
+              <w:left w:type="dxa" w:w="90"/>
+              <w:bottom w:type="dxa" w:w="55"/>
+              <w:right w:type="dxa" w:w="90"/>
+            </w:tcMar>
+          </w:tcPr>
+          <w:p>
+            <w:pPr>
+              <w:spacing w:after="0" w:line="240"/>
+            </w:pPr>
+            <w:r>
+              <w:rPr>
+                <w:b/>
+                <w:bCs/>
+                <w:sz w:val="19"/>
+                <w:szCs w:val="19"/>
+              </w:rPr>
+              <w:t xml:space="preserve">What it does</w:t>
+            </w:r>
+          </w:p>
+        </w:tc>
+        <w:tc>
+          <w:tcPr>
+            <w:tcW w:type="dxa" w:w="4744"/>
+            <w:shd w:fill="D9E2F3" w:val="clear"/>
+            <w:tcMar>
+              <w:top w:type="dxa" w:w="55"/>
+              <w:left w:type="dxa" w:w="90"/>
+              <w:bottom w:type="dxa" w:w="55"/>
+              <w:right w:type="dxa" w:w="90"/>
+            </w:tcMar>
+          </w:tcPr>
+          <w:p>
+            <w:pPr>
+              <w:spacing w:after="0" w:line="240"/>
+            </w:pPr>
+            <w:r>
+              <w:rPr>
+                <w:b/>
+                <w:bCs/>
+                <w:sz w:val="19"/>
+                <w:szCs w:val="19"/>
+              </w:rPr>
+              <w:t xml:space="preserve">What it must not do</w:t>
+            </w:r>
+          </w:p>
+        </w:tc>
+      </w:tr>
+      <w:tr>
+        <w:tc>
+          <w:tcPr>
+            <w:tcW w:type="dxa" w:w="1050"/>
+            <w:tcMar>
+              <w:top w:type="dxa" w:w="55"/>
+              <w:left w:type="dxa" w:w="90"/>
+              <w:bottom w:type="dxa" w:w="55"/>
+              <w:right w:type="dxa" w:w="90"/>
+            </w:tcMar>
+          </w:tcPr>
+          <w:p>
+            <w:pPr>
+              <w:spacing w:after="0" w:line="240"/>
+            </w:pPr>
+            <w:r>
+              <w:rPr>
+                <w:b/>
+                <w:bCs/>
+                <w:i w:val="false"/>
+                <w:iCs w:val="false"/>
+              </w:rPr>
+              <w:t xml:space="preserve">Start</w:t>
+            </w:r>
+          </w:p>
+        </w:tc>
+        <w:tc>
+          <w:tcPr>
+            <w:tcW w:type="dxa" w:w="3566"/>
+            <w:tcMar>
+              <w:top w:type="dxa" w:w="55"/>
+              <w:left w:type="dxa" w:w="90"/>
+              <w:bottom w:type="dxa" w:w="55"/>
+              <w:right w:type="dxa" w:w="90"/>
+            </w:tcMar>
+          </w:tcPr>
+          <w:p>
+            <w:pPr>
+              <w:spacing w:after="0" w:line="240"/>
+            </w:pPr>
+            <w:r>
+              <w:rPr>
+                <w:b w:val="false"/>
+                <w:bCs w:val="false"/>
+                <w:i w:val="false"/>
+                <w:iCs w:val="false"/>
+              </w:rPr>
+              <w:t xml:space="preserve">Boot a probe from the package ROM, apply setup, begin the loop</w:t>
+            </w:r>
+          </w:p>
+        </w:tc>
+        <w:tc>
+          <w:tcPr>
+            <w:tcW w:type="dxa" w:w="4744"/>
+            <w:tcMar>
+              <w:top w:type="dxa" w:w="55"/>
+              <w:left w:type="dxa" w:w="90"/>
+              <w:bottom w:type="dxa" w:w="55"/>
+              <w:right w:type="dxa" w:w="90"/>
+            </w:tcMar>
+          </w:tcPr>
+          <w:p>
+            <w:pPr>
+              <w:spacing w:after="0" w:line="240"/>
+            </w:pPr>
+            <w:r>
+              <w:rPr>
+                <w:b w:val="false"/>
+                <w:bCs w:val="false"/>
+                <w:i w:val="false"/>
+                <w:iCs w:val="false"/>
+              </w:rPr>
+              <w:t xml:space="preserve">Start a second probe. Starting while running requires confirmation and aborts the first (R26.2)</w:t>
+            </w:r>
+          </w:p>
+        </w:tc>
+      </w:tr>
+      <w:tr>
+        <w:tc>
+          <w:tcPr>
+            <w:tcW w:type="dxa" w:w="1050"/>
+            <w:tcMar>
+              <w:top w:type="dxa" w:w="55"/>
+              <w:left w:type="dxa" w:w="90"/>
+              <w:bottom w:type="dxa" w:w="55"/>
+              <w:right w:type="dxa" w:w="90"/>
+            </w:tcMar>
+          </w:tcPr>
+          <w:p>
+            <w:pPr>
+              <w:spacing w:after="0" w:line="240"/>
+            </w:pPr>
+            <w:r>
+              <w:rPr>
+                <w:b/>
+                <w:bCs/>
+                <w:i w:val="false"/>
+                <w:iCs w:val="false"/>
+              </w:rPr>
+              <w:t xml:space="preserve">Abort</w:t>
+            </w:r>
+          </w:p>
+        </w:tc>
+        <w:tc>
+          <w:tcPr>
+            <w:tcW w:type="dxa" w:w="3566"/>
+            <w:tcMar>
+              <w:top w:type="dxa" w:w="55"/>
+              <w:left w:type="dxa" w:w="90"/>
+              <w:bottom w:type="dxa" w:w="55"/>
+              <w:right w:type="dxa" w:w="90"/>
+            </w:tcMar>
+          </w:tcPr>
+          <w:p>
+            <w:pPr>
+              <w:spacing w:after="0" w:line="240"/>
+            </w:pPr>
+            <w:r>
+              <w:rPr>
+                <w:b w:val="false"/>
+                <w:bCs w:val="false"/>
+                <w:i w:val="false"/>
+                <w:iCs w:val="false"/>
+              </w:rPr>
+              <w:t xml:space="preserve">Kill the emulator, release ports, keep the log</w:t>
+            </w:r>
+          </w:p>
+        </w:tc>
+        <w:tc>
+          <w:tcPr>
+            <w:tcW w:type="dxa" w:w="4744"/>
+            <w:tcMar>
+              <w:top w:type="dxa" w:w="55"/>
+              <w:left w:type="dxa" w:w="90"/>
+              <w:bottom w:type="dxa" w:w="55"/>
+              <w:right w:type="dxa" w:w="90"/>
+            </w:tcMar>
+          </w:tcPr>
+          <w:p>
+            <w:pPr>
+              <w:spacing w:after="0" w:line="240"/>
+            </w:pPr>
+            <w:r>
+              <w:rPr>
+                <w:b w:val="false"/>
+                <w:bCs w:val="false"/>
+                <w:i w:val="false"/>
+                <w:iCs w:val="false"/>
+              </w:rPr>
+              <w:t xml:space="preserve">Delete the log, or lose objective state — both are recovered by replay</w:t>
+            </w:r>
+          </w:p>
+        </w:tc>
+      </w:tr>
+      <w:tr>
+        <w:tc>
+          <w:tcPr>
+            <w:tcW w:type="dxa" w:w="1050"/>
+            <w:tcMar>
+              <w:top w:type="dxa" w:w="55"/>
+              <w:left w:type="dxa" w:w="90"/>
+              <w:bottom w:type="dxa" w:w="55"/>
+              <w:right w:type="dxa" w:w="90"/>
+            </w:tcMar>
+          </w:tcPr>
+          <w:p>
+            <w:pPr>
+              <w:spacing w:after="0" w:line="240"/>
+            </w:pPr>
+            <w:r>
+              <w:rPr>
+                <w:b/>
+                <w:bCs/>
+                <w:i w:val="false"/>
+                <w:iCs w:val="false"/>
+              </w:rPr>
+              <w:t xml:space="preserve">Save</w:t>
+            </w:r>
+          </w:p>
+        </w:tc>
+        <w:tc>
+          <w:tcPr>
+            <w:tcW w:type="dxa" w:w="3566"/>
+            <w:tcMar>
+              <w:top w:type="dxa" w:w="55"/>
+              <w:left w:type="dxa" w:w="90"/>
+              <w:bottom w:type="dxa" w:w="55"/>
+              <w:right w:type="dxa" w:w="90"/>
+            </w:tcMar>
+          </w:tcPr>
+          <w:p>
+            <w:pPr>
+              <w:spacing w:after="0" w:line="240"/>
+            </w:pPr>
+            <w:r>
+              <w:rPr>
+                <w:b w:val="false"/>
+                <w:bCs w:val="false"/>
+                <w:i w:val="false"/>
+                <w:iCs w:val="false"/>
+              </w:rPr>
+              <w:t xml:space="preserve">Write a portable archive: log, scenario id and revision, profile</w:t>
+            </w:r>
+          </w:p>
+        </w:tc>
+        <w:tc>
+          <w:tcPr>
+            <w:tcW w:type="dxa" w:w="4744"/>
+            <w:tcMar>
+              <w:top w:type="dxa" w:w="55"/>
+              <w:left w:type="dxa" w:w="90"/>
+              <w:bottom w:type="dxa" w:w="55"/>
+              <w:right w:type="dxa" w:w="90"/>
+            </w:tcMar>
+          </w:tcPr>
+          <w:p>
+            <w:pPr>
+              <w:spacing w:after="0" w:line="240"/>
+            </w:pPr>
+            <w:r>
+              <w:rPr>
+                <w:b w:val="false"/>
+                <w:bCs w:val="false"/>
+                <w:i w:val="false"/>
+                <w:iCs w:val="false"/>
+              </w:rPr>
+              <w:t xml:space="preserve">Require stopping first, or snapshot emulator memory</w:t>
+            </w:r>
+          </w:p>
+        </w:tc>
+      </w:tr>
+      <w:tr>
+        <w:tc>
+          <w:tcPr>
+            <w:tcW w:type="dxa" w:w="1050"/>
+            <w:tcMar>
+              <w:top w:type="dxa" w:w="55"/>
+              <w:left w:type="dxa" w:w="90"/>
+              <w:bottom w:type="dxa" w:w="55"/>
+              <w:right w:type="dxa" w:w="90"/>
+            </w:tcMar>
+          </w:tcPr>
+          <w:p>
+            <w:pPr>
+              <w:spacing w:after="0" w:line="240"/>
+            </w:pPr>
+            <w:r>
+              <w:rPr>
+                <w:b/>
+                <w:bCs/>
+                <w:i w:val="false"/>
+                <w:iCs w:val="false"/>
+              </w:rPr>
+              <w:t xml:space="preserve">Load</w:t>
+            </w:r>
+          </w:p>
+        </w:tc>
+        <w:tc>
+          <w:tcPr>
+            <w:tcW w:type="dxa" w:w="3566"/>
+            <w:tcMar>
+              <w:top w:type="dxa" w:w="55"/>
+              <w:left w:type="dxa" w:w="90"/>
+              <w:bottom w:type="dxa" w:w="55"/>
+              <w:right w:type="dxa" w:w="90"/>
+            </w:tcMar>
+          </w:tcPr>
+          <w:p>
+            <w:pPr>
+              <w:spacing w:after="0" w:line="240"/>
+            </w:pPr>
+            <w:r>
+              <w:rPr>
+                <w:b w:val="false"/>
+                <w:bCs w:val="false"/>
+                <w:i w:val="false"/>
+                <w:iCs w:val="false"/>
+              </w:rPr>
+              <w:t xml:space="preserve">Restore by replay</w:t>
+            </w:r>
+          </w:p>
+        </w:tc>
+        <w:tc>
+          <w:tcPr>
+            <w:tcW w:type="dxa" w:w="4744"/>
+            <w:tcMar>
+              <w:top w:type="dxa" w:w="55"/>
+              <w:left w:type="dxa" w:w="90"/>
+              <w:bottom w:type="dxa" w:w="55"/>
+              <w:right w:type="dxa" w:w="90"/>
+            </w:tcMar>
+          </w:tcPr>
+          <w:p>
+            <w:pPr>
+              <w:spacing w:after="0" w:line="240"/>
+            </w:pPr>
+            <w:r>
+              <w:rPr>
+                <w:b w:val="false"/>
+                <w:bCs w:val="false"/>
+                <w:i w:val="false"/>
+                <w:iCs w:val="false"/>
+              </w:rPr>
+              <w:t xml:space="preserve">Load an archive for a scenario that is not installed</w:t>
+            </w:r>
+          </w:p>
+        </w:tc>
+      </w:tr>
+      <w:tr>
+        <w:tc>
+          <w:tcPr>
+            <w:tcW w:type="dxa" w:w="1050"/>
+            <w:tcMar>
+              <w:top w:type="dxa" w:w="55"/>
+              <w:left w:type="dxa" w:w="90"/>
+              <w:bottom w:type="dxa" w:w="55"/>
+              <w:right w:type="dxa" w:w="90"/>
+            </w:tcMar>
+          </w:tcPr>
+          <w:p>
+            <w:pPr>
+              <w:spacing w:after="0" w:line="240"/>
+            </w:pPr>
+            <w:r>
+              <w:rPr>
+                <w:b/>
+                <w:bCs/>
+                <w:i w:val="false"/>
+                <w:iCs w:val="false"/>
+              </w:rPr>
+              <w:t xml:space="preserve">Exit</w:t>
+            </w:r>
+          </w:p>
+        </w:tc>
+        <w:tc>
+          <w:tcPr>
+            <w:tcW w:type="dxa" w:w="3566"/>
+            <w:tcMar>
+              <w:top w:type="dxa" w:w="55"/>
+              <w:left w:type="dxa" w:w="90"/>
+              <w:bottom w:type="dxa" w:w="55"/>
+              <w:right w:type="dxa" w:w="90"/>
+            </w:tcMar>
+          </w:tcPr>
+          <w:p>
+            <w:pPr>
+              <w:spacing w:after="0" w:line="240"/>
+            </w:pPr>
+            <w:r>
+              <w:rPr>
+                <w:b w:val="false"/>
+                <w:bCs w:val="false"/>
+                <w:i w:val="false"/>
+                <w:iCs w:val="false"/>
+              </w:rPr>
+              <w:t xml:space="preserve">Kill the emulator, flush the log, leave no orphan process</w:t>
+            </w:r>
+          </w:p>
+        </w:tc>
+        <w:tc>
+          <w:tcPr>
+            <w:tcW w:type="dxa" w:w="4744"/>
+            <w:tcMar>
+              <w:top w:type="dxa" w:w="55"/>
+              <w:left w:type="dxa" w:w="90"/>
+              <w:bottom w:type="dxa" w:w="55"/>
+              <w:right w:type="dxa" w:w="90"/>
+            </w:tcMar>
+          </w:tcPr>
+          <w:p>
+            <w:pPr>
+              <w:spacing w:after="0" w:line="240"/>
+            </w:pPr>
+            <w:r>
+              <w:rPr>
+                <w:b w:val="false"/>
+                <w:bCs w:val="false"/>
+                <w:i w:val="false"/>
+                <w:iCs w:val="false"/>
+              </w:rPr>
+              <w:t xml:space="preserve">Leave a QEMU process holding a port — this is the one users will actually hit</w:t>
+            </w:r>
+          </w:p>
+        </w:tc>
+      </w:tr>
+    </w:tbl>
+    <w:p>
+      <w:pPr>
+        <w:spacing w:after="120"/>
+      </w:pPr>
+    </w:p>
+    <w:p>
+      <w:pPr>
+        <w:spacing w:after="130" w:line="270"/>
+      </w:pPr>
+      <w:r>
+        <w:rPr>
+          <w:b/>
+          <w:bCs/>
+          <w:i w:val="false"/>
+          <w:iCs w:val="false"/>
+        </w:rPr>
+        <w:t xml:space="preserve">Aborting is not a failure path, it is a normal one.</w:t>
+      </w:r>
+      <w:r>
+        <w:rPr>
+          <w:b w:val="false"/>
+          <w:bCs w:val="false"/>
+          <w:i w:val="false"/>
+          <w:iCs w:val="false"/>
+        </w:rPr>
+        <w:t xml:space="preserve"> Players will start a scenario, realise they want to begin again, and expect that to be instant and clean. Make it a first-class action with a confirmation, not an error case.</w:t>
+      </w:r>
+    </w:p>
+    <w:p>
+      <w:pPr>
+        <w:spacing w:after="130" w:line="270"/>
+      </w:pPr>
+      <w:r>
+        <w:rPr>
+          <w:b/>
+          <w:bCs/>
+          <w:i w:val="false"/>
+          <w:iCs w:val="false"/>
+        </w:rPr>
+        <w:t xml:space="preserve">The orphaned emulator is the bug you will ship.</w:t>
+      </w:r>
+      <w:r>
+        <w:rPr>
+          <w:b w:val="false"/>
+          <w:bCs w:val="false"/>
+          <w:i w:val="false"/>
+          <w:iCs w:val="false"/>
+        </w:rPr>
+        <w:t xml:space="preserve"> A probe launched as a child process and not reaped on exit holds its TCP ports, and the next start fails with an error that looks nothing like its cause. Make the supervisor own process lifetime from the beginning, kill on every exit path including exceptions, and verify with process inspection — which is why R26.6 is written to be checked that way.</w:t>
+      </w:r>
+    </w:p>
+    <w:p>
+      <w:pPr>
+        <w:pStyle w:val="Heading2"/>
+        <w:spacing w:after="110" w:before="220"/>
+      </w:pPr>
+      <w:r>
+        <w:rPr>
+          <w:b w:val="false"/>
+          <w:bCs w:val="false"/>
+          <w:i w:val="false"/>
+          <w:iCs w:val="false"/>
+        </w:rPr>
+        <w:t xml:space="preserve">8.4 API sketch</w:t>
       </w:r>
     </w:p>
     <w:p>
